--- a/Docs/研究模型与算法方案.docx
+++ b/Docs/研究模型与算法方案.docx
@@ -1432,12 +1432,14 @@
       <w:bookmarkEnd w:id="6"/>
       <w:r>
         <w:rPr>
+          <w:highlight w:val="yellow"/>
           <w:lang w:eastAsia="zh-CN"/>
         </w:rPr>
         <w:t xml:space="preserve">3.2 </w:t>
       </w:r>
       <w:r>
         <w:rPr>
+          <w:highlight w:val="yellow"/>
           <w:lang w:eastAsia="zh-CN"/>
         </w:rPr>
         <w:t>城市级基线收割网络模型</w:t>
@@ -5636,12 +5638,14 @@
       <w:bookmarkStart w:id="11" w:name="经验阈值抽边法"/>
       <w:r>
         <w:rPr>
+          <w:highlight w:val="yellow"/>
           <w:lang w:eastAsia="zh-CN"/>
         </w:rPr>
         <w:t xml:space="preserve">4.1 </w:t>
       </w:r>
       <w:r>
         <w:rPr>
+          <w:highlight w:val="yellow"/>
           <w:lang w:eastAsia="zh-CN"/>
         </w:rPr>
         <w:t>经验阈值抽边法</w:t>
@@ -5877,12 +5881,14 @@
       <w:bookmarkEnd w:id="11"/>
       <w:r>
         <w:rPr>
+          <w:highlight w:val="yellow"/>
           <w:lang w:eastAsia="zh-CN"/>
         </w:rPr>
         <w:t xml:space="preserve">4.2 </w:t>
       </w:r>
       <w:r>
         <w:rPr>
+          <w:highlight w:val="yellow"/>
           <w:lang w:eastAsia="zh-CN"/>
         </w:rPr>
         <w:t>转移矩阵估计法</w:t>
@@ -7608,6 +7614,7 @@
       <w:bookmarkStart w:id="17" w:name="step-1数据预处理与城市匹配"/>
       <w:r>
         <w:rPr>
+          <w:highlight w:val="yellow"/>
           <w:lang w:eastAsia="zh-CN"/>
         </w:rPr>
         <w:t>5.1 Step 1</w:t>
@@ -7658,6 +7665,7 @@
       <w:bookmarkEnd w:id="17"/>
       <w:r>
         <w:rPr>
+          <w:highlight w:val="yellow"/>
           <w:lang w:eastAsia="zh-CN"/>
         </w:rPr>
         <w:t>5.2 Step 2</w:t>
@@ -7708,6 +7716,7 @@
       <w:bookmarkEnd w:id="18"/>
       <w:r>
         <w:rPr>
+          <w:highlight w:val="yellow"/>
           <w:lang w:eastAsia="zh-CN"/>
         </w:rPr>
         <w:t>5.3 Step 3</w:t>
@@ -9385,6 +9394,7 @@
       <w:bookmarkEnd w:id="22"/>
       <w:r>
         <w:rPr>
+          <w:highlight w:val="yellow"/>
           <w:lang w:eastAsia="zh-CN"/>
         </w:rPr>
         <w:t>5.7 Step 7</w:t>
@@ -9692,7 +9702,6 @@
       <w:pPr>
         <w:pStyle w:val="a0"/>
         <w:rPr>
-          <w:rFonts w:hint="eastAsia"/>
           <w:lang w:eastAsia="zh-CN"/>
         </w:rPr>
       </w:pPr>

--- a/Docs/研究模型与算法方案.docx
+++ b/Docs/研究模型与算法方案.docx
@@ -4,12 +4,58 @@
   <w:body>
     <w:p>
       <w:pPr>
+        <w:rPr>
+          <w:b/>
+          <w:bCs/>
+          <w:lang w:eastAsia="zh-CN"/>
+        </w:rPr>
+      </w:pPr>
+      <w:bookmarkStart w:id="0" w:name="跨区小麦机收级联效应研究模型与算法方案修订版"/>
+      <w:r>
+        <w:rPr>
+          <w:rFonts w:ascii="宋体" w:eastAsia="宋体" w:hAnsi="宋体" w:cs="宋体" w:hint="eastAsia"/>
+          <w:b/>
+          <w:bCs/>
+          <w:lang w:eastAsia="zh-CN"/>
+        </w:rPr>
+        <w:t>注意：</w:t>
+      </w:r>
+      <w:r>
+        <w:rPr>
+          <w:b/>
+          <w:bCs/>
+          <w:lang w:eastAsia="zh-CN"/>
+        </w:rPr>
+        <w:t>AI</w:t>
+      </w:r>
+      <w:r>
+        <w:rPr>
+          <w:rFonts w:ascii="宋体" w:eastAsia="宋体" w:hAnsi="宋体" w:cs="宋体" w:hint="eastAsia"/>
+          <w:b/>
+          <w:bCs/>
+          <w:lang w:eastAsia="zh-CN"/>
+        </w:rPr>
+        <w:t>不可修改此文件，如若需要修改，可在输出时告知用户修改位置及修改后的</w:t>
+      </w:r>
+      <w:proofErr w:type="gramStart"/>
+      <w:r>
+        <w:rPr>
+          <w:rFonts w:ascii="宋体" w:eastAsia="宋体" w:hAnsi="宋体" w:cs="宋体" w:hint="eastAsia"/>
+          <w:b/>
+          <w:bCs/>
+          <w:lang w:eastAsia="zh-CN"/>
+        </w:rPr>
+        <w:t>内容！！！</w:t>
+      </w:r>
+      <w:proofErr w:type="gramEnd"/>
+    </w:p>
+    <w:p>
+      <w:pPr>
         <w:pStyle w:val="1"/>
         <w:rPr>
           <w:lang w:eastAsia="zh-CN"/>
         </w:rPr>
       </w:pPr>
-      <w:bookmarkStart w:id="0" w:name="跨区小麦机收级联效应研究模型与算法方案修订版"/>
       <w:r>
         <w:rPr>
           <w:lang w:eastAsia="zh-CN"/>
@@ -10280,7 +10326,6 @@
   <w:style w:type="character" w:default="1" w:styleId="a1">
     <w:name w:val="Default Paragraph Font"/>
     <w:uiPriority w:val="1"/>
-    <w:semiHidden/>
     <w:unhideWhenUsed/>
   </w:style>
   <w:style w:type="table" w:default="1" w:styleId="a2">
